--- a/Amazon Sales/README.docx
+++ b/Amazon Sales/README.docx
@@ -12,6 +12,7 @@
           <w:szCs w:val="24"/>
         </w:rPr>
       </w:pPr>
+      <w:bookmarkStart w:id="0" w:name="_GoBack"/>
       <w:r>
         <w:rPr>
           <w:rFonts w:ascii="Garamond" w:hAnsi="Garamond" w:cs="Times New Roman"/>
@@ -26,13 +27,15 @@
       <w:pPr>
         <w:rPr>
           <w:rFonts w:ascii="Garamond" w:hAnsi="Garamond" w:cs="Times New Roman"/>
-          <w:sz w:val="24"/>
-          <w:szCs w:val="24"/>
-        </w:rPr>
-      </w:pPr>
-      <w:r>
-        <w:rPr>
-          <w:rFonts w:ascii="Garamond" w:hAnsi="Garamond"/>
+          <w:b/>
+          <w:sz w:val="24"/>
+          <w:szCs w:val="24"/>
+        </w:rPr>
+      </w:pPr>
+      <w:r>
+        <w:rPr>
+          <w:rFonts w:ascii="Garamond" w:hAnsi="Garamond"/>
+          <w:b/>
           <w:sz w:val="24"/>
           <w:szCs w:val="24"/>
         </w:rPr>
@@ -41,6 +44,7 @@
       <w:r>
         <w:rPr>
           <w:rFonts w:ascii="Garamond" w:hAnsi="Garamond" w:cs="Times New Roman"/>
+          <w:b/>
           <w:sz w:val="24"/>
           <w:szCs w:val="24"/>
         </w:rPr>
@@ -608,6 +612,609 @@
     </w:p>
     <w:p>
       <w:pPr>
+        <w:spacing w:before="100" w:beforeAutospacing="1" w:after="100" w:afterAutospacing="1" w:line="240" w:lineRule="auto"/>
+        <w:rPr>
+          <w:rFonts w:ascii="Garamond" w:hAnsi="Garamond" w:cs="Times New Roman"/>
+          <w:b/>
+          <w:sz w:val="24"/>
+          <w:szCs w:val="24"/>
+        </w:rPr>
+      </w:pPr>
+    </w:p>
+    <w:p>
+      <w:pPr>
+        <w:spacing w:before="100" w:beforeAutospacing="1" w:after="100" w:afterAutospacing="1" w:line="240" w:lineRule="auto"/>
+        <w:rPr>
+          <w:rFonts w:ascii="Garamond" w:hAnsi="Garamond" w:cs="Times New Roman"/>
+          <w:b/>
+          <w:sz w:val="24"/>
+          <w:szCs w:val="24"/>
+        </w:rPr>
+      </w:pPr>
+    </w:p>
+    <w:p>
+      <w:pPr>
+        <w:spacing w:before="100" w:beforeAutospacing="1" w:after="100" w:afterAutospacing="1" w:line="240" w:lineRule="auto"/>
+        <w:rPr>
+          <w:rFonts w:ascii="Garamond" w:hAnsi="Garamond" w:cs="Times New Roman"/>
+          <w:b/>
+          <w:sz w:val="24"/>
+          <w:szCs w:val="24"/>
+        </w:rPr>
+      </w:pPr>
+    </w:p>
+    <w:p>
+      <w:pPr>
+        <w:spacing w:before="100" w:beforeAutospacing="1" w:after="100" w:afterAutospacing="1" w:line="240" w:lineRule="auto"/>
+        <w:rPr>
+          <w:rFonts w:ascii="Garamond" w:hAnsi="Garamond" w:cs="Times New Roman"/>
+          <w:b/>
+          <w:sz w:val="24"/>
+          <w:szCs w:val="24"/>
+        </w:rPr>
+      </w:pPr>
+    </w:p>
+    <w:p>
+      <w:pPr>
+        <w:spacing w:before="100" w:beforeAutospacing="1" w:after="100" w:afterAutospacing="1" w:line="240" w:lineRule="auto"/>
+        <w:rPr>
+          <w:rFonts w:ascii="Garamond" w:hAnsi="Garamond" w:cs="Times New Roman"/>
+          <w:b/>
+          <w:sz w:val="24"/>
+          <w:szCs w:val="24"/>
+        </w:rPr>
+      </w:pPr>
+    </w:p>
+    <w:p>
+      <w:pPr>
+        <w:spacing w:before="100" w:beforeAutospacing="1" w:after="100" w:afterAutospacing="1" w:line="240" w:lineRule="auto"/>
+        <w:rPr>
+          <w:rFonts w:ascii="Garamond" w:eastAsia="Times New Roman" w:hAnsi="Garamond" w:cs="Times New Roman"/>
+          <w:sz w:val="24"/>
+          <w:szCs w:val="24"/>
+        </w:rPr>
+      </w:pPr>
+    </w:p>
+    <w:p>
+      <w:pPr>
+        <w:rPr>
+          <w:rFonts w:ascii="Garamond" w:hAnsi="Garamond" w:cs="Times New Roman"/>
+          <w:b/>
+          <w:sz w:val="24"/>
+          <w:szCs w:val="24"/>
+        </w:rPr>
+      </w:pPr>
+      <w:r>
+        <w:rPr>
+          <w:rFonts w:ascii="Garamond" w:hAnsi="Garamond" w:cs="Times New Roman"/>
+          <w:b/>
+          <w:sz w:val="24"/>
+          <w:szCs w:val="24"/>
+        </w:rPr>
+        <w:lastRenderedPageBreak/>
+        <w:t>KEY FINDINGS.</w:t>
+      </w:r>
+    </w:p>
+    <w:p>
+      <w:pPr>
+        <w:numPr>
+          <w:ilvl w:val="0"/>
+          <w:numId w:val="8"/>
+        </w:numPr>
+        <w:spacing w:before="100" w:beforeAutospacing="1" w:after="100" w:afterAutospacing="1" w:line="240" w:lineRule="auto"/>
+        <w:rPr>
+          <w:rFonts w:ascii="Garamond" w:eastAsia="Times New Roman" w:hAnsi="Garamond" w:cs="Times New Roman"/>
+          <w:sz w:val="24"/>
+          <w:szCs w:val="24"/>
+        </w:rPr>
+      </w:pPr>
+      <w:r>
+        <w:rPr>
+          <w:rFonts w:ascii="Garamond" w:eastAsia="Times New Roman" w:hAnsi="Garamond" w:cs="Times New Roman"/>
+          <w:b/>
+          <w:bCs/>
+          <w:sz w:val="24"/>
+          <w:szCs w:val="24"/>
+        </w:rPr>
+        <w:t>Sales Trends</w:t>
+      </w:r>
+      <w:r>
+        <w:rPr>
+          <w:rFonts w:ascii="Garamond" w:eastAsia="Times New Roman" w:hAnsi="Garamond" w:cs="Times New Roman"/>
+          <w:sz w:val="24"/>
+          <w:szCs w:val="24"/>
+        </w:rPr>
+        <w:t xml:space="preserve"> – Identify</w:t>
+      </w:r>
+      <w:r>
+        <w:rPr>
+          <w:rFonts w:ascii="Garamond" w:eastAsia="Times New Roman" w:hAnsi="Garamond" w:cs="Times New Roman"/>
+          <w:sz w:val="24"/>
+          <w:szCs w:val="24"/>
+        </w:rPr>
+        <w:t>ing</w:t>
+      </w:r>
+      <w:r>
+        <w:rPr>
+          <w:rFonts w:ascii="Garamond" w:eastAsia="Times New Roman" w:hAnsi="Garamond" w:cs="Times New Roman"/>
+          <w:sz w:val="24"/>
+          <w:szCs w:val="24"/>
+        </w:rPr>
+        <w:t xml:space="preserve"> top-selling products</w:t>
+      </w:r>
+      <w:r>
+        <w:rPr>
+          <w:rFonts w:ascii="Garamond" w:eastAsia="Times New Roman" w:hAnsi="Garamond" w:cs="Times New Roman"/>
+          <w:sz w:val="24"/>
+          <w:szCs w:val="24"/>
+        </w:rPr>
+        <w:t xml:space="preserve"> with </w:t>
+      </w:r>
+      <w:r>
+        <w:rPr>
+          <w:rFonts w:ascii="Garamond" w:eastAsia="Times New Roman" w:hAnsi="Garamond" w:cs="Times New Roman"/>
+          <w:sz w:val="24"/>
+          <w:szCs w:val="24"/>
+        </w:rPr>
+        <w:t>column chat</w:t>
+      </w:r>
+      <w:r>
+        <w:rPr>
+          <w:rFonts w:ascii="Garamond" w:eastAsia="Times New Roman" w:hAnsi="Garamond" w:cs="Times New Roman"/>
+          <w:sz w:val="24"/>
+          <w:szCs w:val="24"/>
+        </w:rPr>
+        <w:t>,</w:t>
+      </w:r>
+      <w:r>
+        <w:rPr>
+          <w:rFonts w:ascii="Garamond" w:eastAsia="Times New Roman" w:hAnsi="Garamond" w:cs="Times New Roman"/>
+          <w:sz w:val="24"/>
+          <w:szCs w:val="24"/>
+        </w:rPr>
+        <w:t xml:space="preserve"> refrigerator tops with $78,000.00 sales, $58,400.00 for laptop</w:t>
+      </w:r>
+      <w:r>
+        <w:rPr>
+          <w:rFonts w:ascii="Garamond" w:eastAsia="Times New Roman" w:hAnsi="Garamond" w:cs="Times New Roman"/>
+          <w:sz w:val="24"/>
+          <w:szCs w:val="24"/>
+        </w:rPr>
+        <w:t xml:space="preserve">, $48,500.00 </w:t>
+      </w:r>
+      <w:r>
+        <w:rPr>
+          <w:rFonts w:ascii="Garamond" w:eastAsia="Times New Roman" w:hAnsi="Garamond" w:cs="Times New Roman"/>
+          <w:sz w:val="24"/>
+          <w:szCs w:val="24"/>
+        </w:rPr>
+        <w:t>for smartphones</w:t>
+      </w:r>
+      <w:r>
+        <w:rPr>
+          <w:rFonts w:ascii="Garamond" w:eastAsia="Times New Roman" w:hAnsi="Garamond" w:cs="Times New Roman"/>
+          <w:sz w:val="24"/>
+          <w:szCs w:val="24"/>
+        </w:rPr>
+        <w:t xml:space="preserve"> and in that order. For </w:t>
+      </w:r>
+      <w:r>
+        <w:rPr>
+          <w:rFonts w:ascii="Garamond" w:eastAsia="Times New Roman" w:hAnsi="Garamond" w:cs="Times New Roman"/>
+          <w:sz w:val="24"/>
+          <w:szCs w:val="24"/>
+        </w:rPr>
+        <w:t>seasonal fluctuations</w:t>
+      </w:r>
+      <w:r>
+        <w:rPr>
+          <w:rFonts w:ascii="Garamond" w:eastAsia="Times New Roman" w:hAnsi="Garamond" w:cs="Times New Roman"/>
+          <w:sz w:val="24"/>
+          <w:szCs w:val="24"/>
+        </w:rPr>
+        <w:t xml:space="preserve"> as shown in the line chart, sales has declined from February to march and continued in April though the month of April is not ended</w:t>
+      </w:r>
+      <w:r>
+        <w:rPr>
+          <w:rFonts w:ascii="Garamond" w:eastAsia="Times New Roman" w:hAnsi="Garamond" w:cs="Times New Roman"/>
+          <w:sz w:val="24"/>
+          <w:szCs w:val="24"/>
+        </w:rPr>
+        <w:t>.</w:t>
+      </w:r>
+    </w:p>
+    <w:p>
+      <w:pPr>
+        <w:numPr>
+          <w:ilvl w:val="0"/>
+          <w:numId w:val="8"/>
+        </w:numPr>
+        <w:spacing w:before="100" w:beforeAutospacing="1" w:after="100" w:afterAutospacing="1" w:line="240" w:lineRule="auto"/>
+        <w:rPr>
+          <w:rFonts w:ascii="Garamond" w:eastAsia="Times New Roman" w:hAnsi="Garamond" w:cs="Times New Roman"/>
+          <w:sz w:val="24"/>
+          <w:szCs w:val="24"/>
+        </w:rPr>
+      </w:pPr>
+      <w:r>
+        <w:rPr>
+          <w:rFonts w:ascii="Garamond" w:eastAsia="Times New Roman" w:hAnsi="Garamond" w:cs="Times New Roman"/>
+          <w:bCs/>
+          <w:sz w:val="24"/>
+          <w:szCs w:val="24"/>
+        </w:rPr>
+        <w:t xml:space="preserve">The two topmost product categories that contributed to revenue are Electronics and Home Appliances </w:t>
+      </w:r>
+      <w:r>
+        <w:rPr>
+          <w:rFonts w:ascii="Garamond" w:eastAsia="Times New Roman" w:hAnsi="Garamond" w:cs="Times New Roman"/>
+          <w:bCs/>
+          <w:sz w:val="24"/>
+          <w:szCs w:val="24"/>
+        </w:rPr>
+        <w:t xml:space="preserve">Geographical </w:t>
+      </w:r>
+      <w:r>
+        <w:rPr>
+          <w:rFonts w:ascii="Garamond" w:eastAsia="Times New Roman" w:hAnsi="Garamond" w:cs="Times New Roman"/>
+          <w:bCs/>
+          <w:sz w:val="24"/>
+          <w:szCs w:val="24"/>
+        </w:rPr>
+        <w:t>segmentation</w:t>
+      </w:r>
+      <w:r>
+        <w:rPr>
+          <w:rFonts w:ascii="Garamond" w:eastAsia="Times New Roman" w:hAnsi="Garamond" w:cs="Times New Roman"/>
+          <w:sz w:val="24"/>
+          <w:szCs w:val="24"/>
+        </w:rPr>
+        <w:t>, 130K and 105K respectfully.</w:t>
+      </w:r>
+    </w:p>
+    <w:p>
+      <w:pPr>
+        <w:numPr>
+          <w:ilvl w:val="0"/>
+          <w:numId w:val="8"/>
+        </w:numPr>
+        <w:spacing w:before="100" w:beforeAutospacing="1" w:after="100" w:afterAutospacing="1" w:line="240" w:lineRule="auto"/>
+        <w:rPr>
+          <w:rFonts w:ascii="Garamond" w:eastAsia="Times New Roman" w:hAnsi="Garamond" w:cs="Times New Roman"/>
+          <w:sz w:val="24"/>
+          <w:szCs w:val="24"/>
+        </w:rPr>
+      </w:pPr>
+      <w:r>
+        <w:rPr>
+          <w:rFonts w:ascii="Garamond" w:eastAsia="Times New Roman" w:hAnsi="Garamond" w:cs="Times New Roman"/>
+          <w:sz w:val="24"/>
+          <w:szCs w:val="24"/>
+        </w:rPr>
+        <w:t>The month with the highest revenue is February, followed by March and April.</w:t>
+      </w:r>
+    </w:p>
+    <w:p>
+      <w:pPr>
+        <w:numPr>
+          <w:ilvl w:val="0"/>
+          <w:numId w:val="8"/>
+        </w:numPr>
+        <w:spacing w:before="100" w:beforeAutospacing="1" w:after="100" w:afterAutospacing="1" w:line="240" w:lineRule="auto"/>
+        <w:rPr>
+          <w:rFonts w:ascii="Garamond" w:eastAsia="Times New Roman" w:hAnsi="Garamond" w:cs="Times New Roman"/>
+          <w:sz w:val="24"/>
+          <w:szCs w:val="24"/>
+        </w:rPr>
+      </w:pPr>
+      <w:r>
+        <w:rPr>
+          <w:rFonts w:ascii="Garamond" w:eastAsia="Times New Roman" w:hAnsi="Garamond" w:cs="Times New Roman"/>
+          <w:sz w:val="24"/>
+          <w:szCs w:val="24"/>
+        </w:rPr>
+        <w:t>A scatter graph shows a positive linear correlation between price and Sales</w:t>
+      </w:r>
+    </w:p>
+    <w:p>
+      <w:pPr>
+        <w:numPr>
+          <w:ilvl w:val="0"/>
+          <w:numId w:val="8"/>
+        </w:numPr>
+        <w:spacing w:before="100" w:beforeAutospacing="1" w:after="100" w:afterAutospacing="1" w:line="240" w:lineRule="auto"/>
+        <w:rPr>
+          <w:rFonts w:ascii="Garamond" w:eastAsia="Times New Roman" w:hAnsi="Garamond" w:cs="Times New Roman"/>
+          <w:sz w:val="24"/>
+          <w:szCs w:val="24"/>
+        </w:rPr>
+      </w:pPr>
+      <w:r>
+        <w:rPr>
+          <w:rFonts w:ascii="Garamond" w:eastAsia="Times New Roman" w:hAnsi="Garamond" w:cs="Times New Roman"/>
+          <w:sz w:val="24"/>
+          <w:szCs w:val="24"/>
+        </w:rPr>
+        <w:t>The highest five contributing locations to revenue are Miami-32K, Denver-30K, Houston-28k, Dallas-27K and Seattle-27K</w:t>
+      </w:r>
+    </w:p>
+    <w:p>
+      <w:pPr>
+        <w:numPr>
+          <w:ilvl w:val="0"/>
+          <w:numId w:val="8"/>
+        </w:numPr>
+        <w:spacing w:before="100" w:beforeAutospacing="1" w:after="100" w:afterAutospacing="1" w:line="240" w:lineRule="auto"/>
+        <w:rPr>
+          <w:rFonts w:ascii="Garamond" w:eastAsia="Times New Roman" w:hAnsi="Garamond" w:cs="Times New Roman"/>
+          <w:sz w:val="24"/>
+          <w:szCs w:val="24"/>
+        </w:rPr>
+      </w:pPr>
+      <w:r>
+        <w:rPr>
+          <w:rFonts w:ascii="Garamond" w:eastAsia="Times New Roman" w:hAnsi="Garamond" w:cs="Times New Roman"/>
+          <w:sz w:val="24"/>
+          <w:szCs w:val="24"/>
+        </w:rPr>
+        <w:t xml:space="preserve">Out of a total order of 250, customers prefer more of </w:t>
+      </w:r>
+      <w:r>
+        <w:rPr>
+          <w:rFonts w:ascii="Garamond" w:eastAsia="Times New Roman" w:hAnsi="Garamond" w:cs="Times New Roman"/>
+          <w:sz w:val="24"/>
+          <w:szCs w:val="24"/>
+        </w:rPr>
+        <w:t>PayPal</w:t>
+      </w:r>
+      <w:r>
+        <w:rPr>
+          <w:rFonts w:ascii="Garamond" w:eastAsia="Times New Roman" w:hAnsi="Garamond" w:cs="Times New Roman"/>
+          <w:sz w:val="24"/>
+          <w:szCs w:val="24"/>
+        </w:rPr>
+        <w:t xml:space="preserve"> </w:t>
+      </w:r>
+      <w:r>
+        <w:rPr>
+          <w:rFonts w:ascii="Garamond" w:eastAsia="Times New Roman" w:hAnsi="Garamond" w:cs="Times New Roman"/>
+          <w:sz w:val="24"/>
+          <w:szCs w:val="24"/>
+        </w:rPr>
+        <w:t>payment method to the o</w:t>
+      </w:r>
+    </w:p>
+    <w:p>
+      <w:pPr>
+        <w:numPr>
+          <w:ilvl w:val="0"/>
+          <w:numId w:val="8"/>
+        </w:numPr>
+        <w:spacing w:before="100" w:beforeAutospacing="1" w:after="100" w:afterAutospacing="1" w:line="240" w:lineRule="auto"/>
+        <w:rPr>
+          <w:rFonts w:ascii="Garamond" w:eastAsia="Times New Roman" w:hAnsi="Garamond" w:cs="Times New Roman"/>
+          <w:sz w:val="24"/>
+          <w:szCs w:val="24"/>
+        </w:rPr>
+      </w:pPr>
+      <w:r>
+        <w:rPr>
+          <w:rFonts w:ascii="Garamond" w:eastAsia="Times New Roman" w:hAnsi="Garamond" w:cs="Times New Roman"/>
+          <w:sz w:val="24"/>
+          <w:szCs w:val="24"/>
+        </w:rPr>
+        <w:t>Analyzing payment preference</w:t>
+      </w:r>
+      <w:r>
+        <w:rPr>
+          <w:rFonts w:ascii="Garamond" w:eastAsia="Times New Roman" w:hAnsi="Garamond" w:cs="Times New Roman"/>
+          <w:sz w:val="24"/>
+          <w:szCs w:val="24"/>
+        </w:rPr>
+        <w:t xml:space="preserve"> 24% the orders were paid via </w:t>
+      </w:r>
+      <w:r>
+        <w:rPr>
+          <w:rFonts w:ascii="Garamond" w:eastAsia="Times New Roman" w:hAnsi="Garamond" w:cs="Times New Roman"/>
+          <w:sz w:val="24"/>
+          <w:szCs w:val="24"/>
+        </w:rPr>
+        <w:t>PayPal</w:t>
+      </w:r>
+      <w:r>
+        <w:rPr>
+          <w:rFonts w:ascii="Garamond" w:eastAsia="Times New Roman" w:hAnsi="Garamond" w:cs="Times New Roman"/>
+          <w:sz w:val="24"/>
+          <w:szCs w:val="24"/>
+        </w:rPr>
+        <w:t>, 21.6% was via credit card, 21.2% via Debit card, 16.80% via Gift Card, and 16.4% via Amazon pay</w:t>
+      </w:r>
+    </w:p>
+    <w:p>
+      <w:pPr>
+        <w:numPr>
+          <w:ilvl w:val="0"/>
+          <w:numId w:val="8"/>
+        </w:numPr>
+        <w:spacing w:before="100" w:beforeAutospacing="1" w:after="100" w:afterAutospacing="1" w:line="240" w:lineRule="auto"/>
+        <w:rPr>
+          <w:rFonts w:ascii="Garamond" w:eastAsia="Times New Roman" w:hAnsi="Garamond" w:cs="Times New Roman"/>
+          <w:sz w:val="24"/>
+          <w:szCs w:val="24"/>
+        </w:rPr>
+      </w:pPr>
+      <w:r>
+        <w:rPr>
+          <w:rFonts w:ascii="Garamond" w:eastAsia="Times New Roman" w:hAnsi="Garamond" w:cs="Times New Roman"/>
+          <w:sz w:val="24"/>
+          <w:szCs w:val="24"/>
+        </w:rPr>
+        <w:t>Out of the 250 total orders, 35.2% was complete</w:t>
+      </w:r>
+      <w:r>
+        <w:rPr>
+          <w:rFonts w:ascii="Garamond" w:eastAsia="Times New Roman" w:hAnsi="Garamond" w:cs="Times New Roman"/>
+          <w:sz w:val="24"/>
+          <w:szCs w:val="24"/>
+        </w:rPr>
+        <w:t xml:space="preserve">d, 34% was pending whiles 30.80% </w:t>
+      </w:r>
+      <w:r>
+        <w:rPr>
+          <w:rFonts w:ascii="Garamond" w:eastAsia="Times New Roman" w:hAnsi="Garamond" w:cs="Times New Roman"/>
+          <w:sz w:val="24"/>
+          <w:szCs w:val="24"/>
+        </w:rPr>
+        <w:t>was cancelled.</w:t>
+      </w:r>
+    </w:p>
+    <w:p>
+      <w:pPr>
+        <w:pStyle w:val="ListParagraph"/>
+        <w:numPr>
+          <w:ilvl w:val="0"/>
+          <w:numId w:val="8"/>
+        </w:numPr>
+        <w:spacing w:before="100" w:beforeAutospacing="1" w:after="100" w:afterAutospacing="1" w:line="240" w:lineRule="auto"/>
+        <w:rPr>
+          <w:rFonts w:ascii="Garamond" w:eastAsia="Times New Roman" w:hAnsi="Garamond" w:cs="Times New Roman"/>
+          <w:sz w:val="24"/>
+          <w:szCs w:val="24"/>
+        </w:rPr>
+      </w:pPr>
+      <w:r>
+        <w:rPr>
+          <w:rFonts w:ascii="Garamond" w:eastAsia="Times New Roman" w:hAnsi="Garamond" w:cs="Times New Roman"/>
+          <w:bCs/>
+          <w:sz w:val="24"/>
+          <w:szCs w:val="24"/>
+        </w:rPr>
+        <w:t xml:space="preserve">Just as the PayPal method of payment was preferred by most of costumers, it equally contributed the highest revenue of 70K representing 28.56% of revenue contribution, the highest. </w:t>
+      </w:r>
+    </w:p>
+    <w:p>
+      <w:pPr>
+        <w:spacing w:before="100" w:beforeAutospacing="1" w:after="100" w:afterAutospacing="1" w:line="240" w:lineRule="auto"/>
+        <w:rPr>
+          <w:rFonts w:ascii="Garamond" w:eastAsia="Times New Roman" w:hAnsi="Garamond" w:cs="Times New Roman"/>
+          <w:b/>
+          <w:bCs/>
+          <w:sz w:val="24"/>
+          <w:szCs w:val="24"/>
+          <w:u w:val="single"/>
+        </w:rPr>
+      </w:pPr>
+      <w:r>
+        <w:rPr>
+          <w:rFonts w:ascii="Garamond" w:eastAsia="Times New Roman" w:hAnsi="Garamond" w:cs="Times New Roman"/>
+          <w:b/>
+          <w:bCs/>
+          <w:sz w:val="24"/>
+          <w:szCs w:val="24"/>
+          <w:u w:val="single"/>
+        </w:rPr>
+        <w:t>Recommendations</w:t>
+      </w:r>
+    </w:p>
+    <w:p>
+      <w:pPr>
+        <w:pStyle w:val="ListParagraph"/>
+        <w:numPr>
+          <w:ilvl w:val="0"/>
+          <w:numId w:val="9"/>
+        </w:numPr>
+        <w:spacing w:before="100" w:beforeAutospacing="1" w:after="100" w:afterAutospacing="1" w:line="240" w:lineRule="auto"/>
+        <w:rPr>
+          <w:rFonts w:ascii="Garamond" w:eastAsia="Times New Roman" w:hAnsi="Garamond" w:cs="Times New Roman"/>
+          <w:b/>
+          <w:bCs/>
+          <w:sz w:val="24"/>
+          <w:szCs w:val="24"/>
+        </w:rPr>
+      </w:pPr>
+      <w:r>
+        <w:rPr>
+          <w:rFonts w:ascii="Garamond" w:eastAsia="Times New Roman" w:hAnsi="Garamond" w:cs="Times New Roman"/>
+          <w:b/>
+          <w:bCs/>
+          <w:sz w:val="24"/>
+          <w:szCs w:val="24"/>
+        </w:rPr>
+        <w:t>Amazon must also do a further research on why about 30.8% of their total order was cancelled by clients. Is it as a result of delayed delivery, poor customer services etc.</w:t>
+      </w:r>
+    </w:p>
+    <w:p>
+      <w:pPr>
+        <w:pStyle w:val="ListParagraph"/>
+        <w:numPr>
+          <w:ilvl w:val="0"/>
+          <w:numId w:val="9"/>
+        </w:numPr>
+        <w:spacing w:before="100" w:beforeAutospacing="1" w:after="100" w:afterAutospacing="1" w:line="240" w:lineRule="auto"/>
+        <w:rPr>
+          <w:rFonts w:ascii="Garamond" w:eastAsia="Times New Roman" w:hAnsi="Garamond" w:cs="Times New Roman"/>
+          <w:sz w:val="24"/>
+          <w:szCs w:val="24"/>
+        </w:rPr>
+      </w:pPr>
+      <w:r>
+        <w:rPr>
+          <w:rFonts w:ascii="Garamond" w:eastAsia="Times New Roman" w:hAnsi="Garamond" w:cs="Times New Roman"/>
+          <w:b/>
+          <w:bCs/>
+          <w:sz w:val="24"/>
+          <w:szCs w:val="24"/>
+        </w:rPr>
+        <w:t>Further investigation into a very sharp fall in revenue in April</w:t>
+      </w:r>
+    </w:p>
+    <w:p>
+      <w:pPr>
+        <w:pStyle w:val="ListParagraph"/>
+        <w:spacing w:before="100" w:beforeAutospacing="1" w:after="100" w:afterAutospacing="1" w:line="240" w:lineRule="auto"/>
+        <w:ind w:left="420"/>
+        <w:rPr>
+          <w:rFonts w:ascii="Garamond" w:eastAsia="Times New Roman" w:hAnsi="Garamond" w:cs="Times New Roman"/>
+          <w:b/>
+          <w:bCs/>
+          <w:sz w:val="24"/>
+          <w:szCs w:val="24"/>
+        </w:rPr>
+      </w:pPr>
+    </w:p>
+    <w:p>
+      <w:pPr>
+        <w:pStyle w:val="ListParagraph"/>
+        <w:spacing w:before="100" w:beforeAutospacing="1" w:after="100" w:afterAutospacing="1" w:line="240" w:lineRule="auto"/>
+        <w:ind w:left="420"/>
+        <w:rPr>
+          <w:rFonts w:ascii="Garamond" w:eastAsia="Times New Roman" w:hAnsi="Garamond" w:cs="Times New Roman"/>
+          <w:b/>
+          <w:bCs/>
+          <w:sz w:val="24"/>
+          <w:szCs w:val="24"/>
+        </w:rPr>
+      </w:pPr>
+    </w:p>
+    <w:p>
+      <w:pPr>
+        <w:rPr>
+          <w:rFonts w:ascii="Garamond" w:hAnsi="Garamond" w:cs="Times New Roman"/>
+          <w:sz w:val="24"/>
+          <w:szCs w:val="24"/>
+        </w:rPr>
+      </w:pPr>
+      <w:r>
+        <w:rPr>
+          <w:rFonts w:ascii="Garamond" w:hAnsi="Garamond" w:cs="Times New Roman"/>
+          <w:sz w:val="24"/>
+          <w:szCs w:val="24"/>
+        </w:rPr>
+        <w:t>NB; Use slicer of Dates and product category to drill down to a specific attribute needed.</w:t>
+      </w:r>
+    </w:p>
+    <w:p>
+      <w:pPr>
         <w:pStyle w:val="NormalWeb"/>
         <w:shd w:val="clear" w:color="auto" w:fill="FFFFFF"/>
         <w:rPr>
@@ -656,23 +1263,14 @@
           <w:rFonts w:ascii="Garamond" w:hAnsi="Garamond"/>
           <w:color w:val="222222"/>
         </w:rPr>
-        <w:t xml:space="preserve">On </w:t>
-      </w:r>
-      <w:proofErr w:type="spellStart"/>
-      <w:r>
-        <w:rPr>
-          <w:rFonts w:ascii="Garamond" w:hAnsi="Garamond"/>
-          <w:color w:val="222222"/>
-        </w:rPr>
-        <w:t>Github</w:t>
-      </w:r>
-      <w:proofErr w:type="spellEnd"/>
-      <w:r>
-        <w:rPr>
-          <w:rFonts w:ascii="Garamond" w:hAnsi="Garamond"/>
-          <w:color w:val="222222"/>
-        </w:rPr>
-        <w:t xml:space="preserve"> </w:t>
+        <w:t xml:space="preserve">On GitHub:  </w:t>
+      </w:r>
+      <w:r>
+        <w:rPr>
+          <w:rFonts w:ascii="Garamond" w:hAnsi="Garamond"/>
+          <w:color w:val="222222"/>
+        </w:rPr>
+        <w:t>https://github.com/vimray009/Data-Analytics-Projects</w:t>
       </w:r>
     </w:p>
     <w:p>
@@ -684,756 +1282,16 @@
           <w:color w:val="222222"/>
         </w:rPr>
       </w:pPr>
-      <w:r>
-        <w:rPr>
-          <w:rFonts w:ascii="Garamond" w:hAnsi="Garamond"/>
-          <w:color w:val="222222"/>
-        </w:rPr>
-        <w:t xml:space="preserve">My website </w:t>
-      </w:r>
-      <w:bookmarkStart w:id="0" w:name="_GoBack"/>
-      <w:bookmarkEnd w:id="0"/>
-    </w:p>
-    <w:p>
-      <w:pPr>
-        <w:spacing w:before="100" w:beforeAutospacing="1" w:after="100" w:afterAutospacing="1" w:line="240" w:lineRule="auto"/>
-        <w:rPr>
-          <w:rFonts w:ascii="Garamond" w:hAnsi="Garamond" w:cs="Times New Roman"/>
-          <w:b/>
-          <w:sz w:val="24"/>
-          <w:szCs w:val="24"/>
-        </w:rPr>
-      </w:pPr>
-    </w:p>
-    <w:p>
-      <w:pPr>
-        <w:spacing w:before="100" w:beforeAutospacing="1" w:after="100" w:afterAutospacing="1" w:line="240" w:lineRule="auto"/>
-        <w:rPr>
-          <w:rFonts w:ascii="Garamond" w:hAnsi="Garamond" w:cs="Times New Roman"/>
-          <w:b/>
-          <w:sz w:val="24"/>
-          <w:szCs w:val="24"/>
-        </w:rPr>
-      </w:pPr>
-    </w:p>
-    <w:p>
-      <w:pPr>
-        <w:spacing w:before="100" w:beforeAutospacing="1" w:after="100" w:afterAutospacing="1" w:line="240" w:lineRule="auto"/>
-        <w:rPr>
-          <w:rFonts w:ascii="Garamond" w:hAnsi="Garamond" w:cs="Times New Roman"/>
-          <w:b/>
-          <w:sz w:val="24"/>
-          <w:szCs w:val="24"/>
-        </w:rPr>
-      </w:pPr>
-    </w:p>
-    <w:p>
-      <w:pPr>
-        <w:spacing w:before="100" w:beforeAutospacing="1" w:after="100" w:afterAutospacing="1" w:line="240" w:lineRule="auto"/>
-        <w:rPr>
-          <w:rFonts w:ascii="Garamond" w:hAnsi="Garamond" w:cs="Times New Roman"/>
-          <w:b/>
-          <w:sz w:val="24"/>
-          <w:szCs w:val="24"/>
-        </w:rPr>
-      </w:pPr>
-    </w:p>
-    <w:p>
-      <w:pPr>
-        <w:spacing w:before="100" w:beforeAutospacing="1" w:after="100" w:afterAutospacing="1" w:line="240" w:lineRule="auto"/>
-        <w:rPr>
-          <w:rFonts w:ascii="Garamond" w:eastAsia="Times New Roman" w:hAnsi="Garamond" w:cs="Times New Roman"/>
-          <w:sz w:val="24"/>
-          <w:szCs w:val="24"/>
-        </w:rPr>
-      </w:pPr>
-    </w:p>
-    <w:p>
-      <w:pPr>
-        <w:rPr>
-          <w:rFonts w:ascii="Garamond" w:hAnsi="Garamond" w:cs="Times New Roman"/>
-          <w:b/>
-          <w:sz w:val="24"/>
-          <w:szCs w:val="24"/>
-        </w:rPr>
-      </w:pPr>
-      <w:r>
-        <w:rPr>
-          <w:rFonts w:ascii="Garamond" w:hAnsi="Garamond" w:cs="Times New Roman"/>
-          <w:b/>
-          <w:sz w:val="24"/>
-          <w:szCs w:val="24"/>
-        </w:rPr>
-        <w:t>KEY FINDINGS.</w:t>
-      </w:r>
-    </w:p>
-    <w:p>
-      <w:pPr>
-        <w:numPr>
-          <w:ilvl w:val="0"/>
-          <w:numId w:val="8"/>
-        </w:numPr>
-        <w:spacing w:before="100" w:beforeAutospacing="1" w:after="100" w:afterAutospacing="1" w:line="240" w:lineRule="auto"/>
-        <w:rPr>
-          <w:rFonts w:ascii="Garamond" w:eastAsia="Times New Roman" w:hAnsi="Garamond" w:cs="Times New Roman"/>
-          <w:sz w:val="24"/>
-          <w:szCs w:val="24"/>
-        </w:rPr>
-      </w:pPr>
-      <w:r>
-        <w:rPr>
-          <w:rFonts w:ascii="Garamond" w:eastAsia="Times New Roman" w:hAnsi="Garamond" w:cs="Times New Roman"/>
-          <w:b/>
-          <w:bCs/>
-          <w:sz w:val="24"/>
-          <w:szCs w:val="24"/>
-        </w:rPr>
-        <w:t>Sales Trends</w:t>
-      </w:r>
-      <w:r>
-        <w:rPr>
-          <w:rFonts w:ascii="Garamond" w:eastAsia="Times New Roman" w:hAnsi="Garamond" w:cs="Times New Roman"/>
-          <w:sz w:val="24"/>
-          <w:szCs w:val="24"/>
-        </w:rPr>
-        <w:t xml:space="preserve"> – Identify</w:t>
-      </w:r>
-      <w:r>
-        <w:rPr>
-          <w:rFonts w:ascii="Garamond" w:eastAsia="Times New Roman" w:hAnsi="Garamond" w:cs="Times New Roman"/>
-          <w:sz w:val="24"/>
-          <w:szCs w:val="24"/>
-        </w:rPr>
-        <w:t>ing</w:t>
-      </w:r>
-      <w:r>
-        <w:rPr>
-          <w:rFonts w:ascii="Garamond" w:eastAsia="Times New Roman" w:hAnsi="Garamond" w:cs="Times New Roman"/>
-          <w:sz w:val="24"/>
-          <w:szCs w:val="24"/>
-        </w:rPr>
-        <w:t xml:space="preserve"> top-selling products</w:t>
-      </w:r>
-      <w:r>
-        <w:rPr>
-          <w:rFonts w:ascii="Garamond" w:eastAsia="Times New Roman" w:hAnsi="Garamond" w:cs="Times New Roman"/>
-          <w:sz w:val="24"/>
-          <w:szCs w:val="24"/>
-        </w:rPr>
-        <w:t xml:space="preserve"> with </w:t>
-      </w:r>
-      <w:r>
-        <w:rPr>
-          <w:rFonts w:ascii="Garamond" w:eastAsia="Times New Roman" w:hAnsi="Garamond" w:cs="Times New Roman"/>
-          <w:sz w:val="24"/>
-          <w:szCs w:val="24"/>
-        </w:rPr>
-        <w:t>column chat</w:t>
-      </w:r>
-      <w:r>
-        <w:rPr>
-          <w:rFonts w:ascii="Garamond" w:eastAsia="Times New Roman" w:hAnsi="Garamond" w:cs="Times New Roman"/>
-          <w:sz w:val="24"/>
-          <w:szCs w:val="24"/>
-        </w:rPr>
-        <w:t>,</w:t>
-      </w:r>
-      <w:r>
-        <w:rPr>
-          <w:rFonts w:ascii="Garamond" w:eastAsia="Times New Roman" w:hAnsi="Garamond" w:cs="Times New Roman"/>
-          <w:sz w:val="24"/>
-          <w:szCs w:val="24"/>
-        </w:rPr>
-        <w:t xml:space="preserve"> refrigerator tops with $78,000.00 sales, $58,400.00 for laptop</w:t>
-      </w:r>
-      <w:r>
-        <w:rPr>
-          <w:rFonts w:ascii="Garamond" w:eastAsia="Times New Roman" w:hAnsi="Garamond" w:cs="Times New Roman"/>
-          <w:sz w:val="24"/>
-          <w:szCs w:val="24"/>
-        </w:rPr>
-        <w:t xml:space="preserve">, $48,500.00 </w:t>
-      </w:r>
-      <w:r>
-        <w:rPr>
-          <w:rFonts w:ascii="Garamond" w:eastAsia="Times New Roman" w:hAnsi="Garamond" w:cs="Times New Roman"/>
-          <w:sz w:val="24"/>
-          <w:szCs w:val="24"/>
-        </w:rPr>
-        <w:t>for smartphones</w:t>
-      </w:r>
-      <w:r>
-        <w:rPr>
-          <w:rFonts w:ascii="Garamond" w:eastAsia="Times New Roman" w:hAnsi="Garamond" w:cs="Times New Roman"/>
-          <w:sz w:val="24"/>
-          <w:szCs w:val="24"/>
-        </w:rPr>
-        <w:t xml:space="preserve"> and in that order. For </w:t>
-      </w:r>
-      <w:r>
-        <w:rPr>
-          <w:rFonts w:ascii="Garamond" w:eastAsia="Times New Roman" w:hAnsi="Garamond" w:cs="Times New Roman"/>
-          <w:sz w:val="24"/>
-          <w:szCs w:val="24"/>
-        </w:rPr>
-        <w:t>seasonal fluctuations</w:t>
-      </w:r>
-      <w:r>
-        <w:rPr>
-          <w:rFonts w:ascii="Garamond" w:eastAsia="Times New Roman" w:hAnsi="Garamond" w:cs="Times New Roman"/>
-          <w:sz w:val="24"/>
-          <w:szCs w:val="24"/>
-        </w:rPr>
-        <w:t xml:space="preserve"> as shown in the line chart, sales has declined from February to march and continued in April though the month of April is not ended</w:t>
-      </w:r>
-      <w:r>
-        <w:rPr>
-          <w:rFonts w:ascii="Garamond" w:eastAsia="Times New Roman" w:hAnsi="Garamond" w:cs="Times New Roman"/>
-          <w:sz w:val="24"/>
-          <w:szCs w:val="24"/>
-        </w:rPr>
-        <w:t>.</w:t>
-      </w:r>
-    </w:p>
-    <w:p>
-      <w:pPr>
-        <w:numPr>
-          <w:ilvl w:val="0"/>
-          <w:numId w:val="8"/>
-        </w:numPr>
-        <w:spacing w:before="100" w:beforeAutospacing="1" w:after="100" w:afterAutospacing="1" w:line="240" w:lineRule="auto"/>
-        <w:rPr>
-          <w:rFonts w:ascii="Garamond" w:eastAsia="Times New Roman" w:hAnsi="Garamond" w:cs="Times New Roman"/>
-          <w:sz w:val="24"/>
-          <w:szCs w:val="24"/>
-        </w:rPr>
-      </w:pPr>
-      <w:r>
-        <w:rPr>
-          <w:rFonts w:ascii="Garamond" w:eastAsia="Times New Roman" w:hAnsi="Garamond" w:cs="Times New Roman"/>
-          <w:bCs/>
-          <w:sz w:val="24"/>
-          <w:szCs w:val="24"/>
-        </w:rPr>
-        <w:t xml:space="preserve">The two topmost product categories that contributed to revenue are Electronics and Home Appliances </w:t>
-      </w:r>
-      <w:r>
-        <w:rPr>
-          <w:rFonts w:ascii="Garamond" w:eastAsia="Times New Roman" w:hAnsi="Garamond" w:cs="Times New Roman"/>
-          <w:bCs/>
-          <w:sz w:val="24"/>
-          <w:szCs w:val="24"/>
-        </w:rPr>
-        <w:t xml:space="preserve">Geographical </w:t>
-      </w:r>
-      <w:r>
-        <w:rPr>
-          <w:rFonts w:ascii="Garamond" w:eastAsia="Times New Roman" w:hAnsi="Garamond" w:cs="Times New Roman"/>
-          <w:bCs/>
-          <w:sz w:val="24"/>
-          <w:szCs w:val="24"/>
-        </w:rPr>
-        <w:t>segmentation</w:t>
-      </w:r>
-      <w:r>
-        <w:rPr>
-          <w:rFonts w:ascii="Garamond" w:eastAsia="Times New Roman" w:hAnsi="Garamond" w:cs="Times New Roman"/>
-          <w:sz w:val="24"/>
-          <w:szCs w:val="24"/>
-        </w:rPr>
-        <w:t>, 130K and 105K respectfully.</w:t>
-      </w:r>
-    </w:p>
-    <w:p>
-      <w:pPr>
-        <w:numPr>
-          <w:ilvl w:val="0"/>
-          <w:numId w:val="8"/>
-        </w:numPr>
-        <w:spacing w:before="100" w:beforeAutospacing="1" w:after="100" w:afterAutospacing="1" w:line="240" w:lineRule="auto"/>
-        <w:rPr>
-          <w:rFonts w:ascii="Garamond" w:eastAsia="Times New Roman" w:hAnsi="Garamond" w:cs="Times New Roman"/>
-          <w:sz w:val="24"/>
-          <w:szCs w:val="24"/>
-        </w:rPr>
-      </w:pPr>
-      <w:r>
-        <w:rPr>
-          <w:rFonts w:ascii="Garamond" w:eastAsia="Times New Roman" w:hAnsi="Garamond" w:cs="Times New Roman"/>
-          <w:sz w:val="24"/>
-          <w:szCs w:val="24"/>
-        </w:rPr>
-        <w:t>The month with the highest revenue is February, followed by March and April.</w:t>
-      </w:r>
-    </w:p>
-    <w:p>
-      <w:pPr>
-        <w:numPr>
-          <w:ilvl w:val="0"/>
-          <w:numId w:val="8"/>
-        </w:numPr>
-        <w:spacing w:before="100" w:beforeAutospacing="1" w:after="100" w:afterAutospacing="1" w:line="240" w:lineRule="auto"/>
-        <w:rPr>
-          <w:rFonts w:ascii="Garamond" w:eastAsia="Times New Roman" w:hAnsi="Garamond" w:cs="Times New Roman"/>
-          <w:sz w:val="24"/>
-          <w:szCs w:val="24"/>
-        </w:rPr>
-      </w:pPr>
-      <w:r>
-        <w:rPr>
-          <w:rFonts w:ascii="Garamond" w:eastAsia="Times New Roman" w:hAnsi="Garamond" w:cs="Times New Roman"/>
-          <w:sz w:val="24"/>
-          <w:szCs w:val="24"/>
-        </w:rPr>
-        <w:t>A scatter graph shows a positive linear correlation between price and Sales</w:t>
-      </w:r>
-    </w:p>
-    <w:p>
-      <w:pPr>
-        <w:numPr>
-          <w:ilvl w:val="0"/>
-          <w:numId w:val="8"/>
-        </w:numPr>
-        <w:spacing w:before="100" w:beforeAutospacing="1" w:after="100" w:afterAutospacing="1" w:line="240" w:lineRule="auto"/>
-        <w:rPr>
-          <w:rFonts w:ascii="Garamond" w:eastAsia="Times New Roman" w:hAnsi="Garamond" w:cs="Times New Roman"/>
-          <w:sz w:val="24"/>
-          <w:szCs w:val="24"/>
-        </w:rPr>
-      </w:pPr>
-      <w:r>
-        <w:rPr>
-          <w:rFonts w:ascii="Garamond" w:eastAsia="Times New Roman" w:hAnsi="Garamond" w:cs="Times New Roman"/>
-          <w:sz w:val="24"/>
-          <w:szCs w:val="24"/>
-        </w:rPr>
-        <w:t>The highest five contributing locations to revenue are Miami-32K, Denver-30K, Houston-28k, Dallas-27K and Seattle-27K</w:t>
-      </w:r>
-    </w:p>
-    <w:p>
-      <w:pPr>
-        <w:numPr>
-          <w:ilvl w:val="0"/>
-          <w:numId w:val="8"/>
-        </w:numPr>
-        <w:spacing w:before="100" w:beforeAutospacing="1" w:after="100" w:afterAutospacing="1" w:line="240" w:lineRule="auto"/>
-        <w:rPr>
-          <w:rFonts w:ascii="Garamond" w:eastAsia="Times New Roman" w:hAnsi="Garamond" w:cs="Times New Roman"/>
-          <w:sz w:val="24"/>
-          <w:szCs w:val="24"/>
-        </w:rPr>
-      </w:pPr>
-      <w:r>
-        <w:rPr>
-          <w:rFonts w:ascii="Garamond" w:eastAsia="Times New Roman" w:hAnsi="Garamond" w:cs="Times New Roman"/>
-          <w:sz w:val="24"/>
-          <w:szCs w:val="24"/>
-        </w:rPr>
-        <w:t xml:space="preserve">Out of a total order of 250, customers prefer more of </w:t>
-      </w:r>
-      <w:r>
-        <w:rPr>
-          <w:rFonts w:ascii="Garamond" w:eastAsia="Times New Roman" w:hAnsi="Garamond" w:cs="Times New Roman"/>
-          <w:sz w:val="24"/>
-          <w:szCs w:val="24"/>
-        </w:rPr>
-        <w:t>PayPal</w:t>
-      </w:r>
-      <w:r>
-        <w:rPr>
-          <w:rFonts w:ascii="Garamond" w:eastAsia="Times New Roman" w:hAnsi="Garamond" w:cs="Times New Roman"/>
-          <w:sz w:val="24"/>
-          <w:szCs w:val="24"/>
-        </w:rPr>
-        <w:t xml:space="preserve"> </w:t>
-      </w:r>
-      <w:r>
-        <w:rPr>
-          <w:rFonts w:ascii="Garamond" w:eastAsia="Times New Roman" w:hAnsi="Garamond" w:cs="Times New Roman"/>
-          <w:sz w:val="24"/>
-          <w:szCs w:val="24"/>
-        </w:rPr>
-        <w:t>payment method to the o</w:t>
-      </w:r>
-    </w:p>
-    <w:p>
-      <w:pPr>
-        <w:numPr>
-          <w:ilvl w:val="0"/>
-          <w:numId w:val="8"/>
-        </w:numPr>
-        <w:spacing w:before="100" w:beforeAutospacing="1" w:after="100" w:afterAutospacing="1" w:line="240" w:lineRule="auto"/>
-        <w:rPr>
-          <w:rFonts w:ascii="Garamond" w:eastAsia="Times New Roman" w:hAnsi="Garamond" w:cs="Times New Roman"/>
-          <w:sz w:val="24"/>
-          <w:szCs w:val="24"/>
-        </w:rPr>
-      </w:pPr>
-      <w:r>
-        <w:rPr>
-          <w:rFonts w:ascii="Garamond" w:eastAsia="Times New Roman" w:hAnsi="Garamond" w:cs="Times New Roman"/>
-          <w:b/>
-          <w:bCs/>
-          <w:sz w:val="24"/>
-          <w:szCs w:val="24"/>
-        </w:rPr>
-        <w:t>Payment Preferences</w:t>
-      </w:r>
-      <w:r>
-        <w:rPr>
-          <w:rFonts w:ascii="Garamond" w:eastAsia="Times New Roman" w:hAnsi="Garamond" w:cs="Times New Roman"/>
-          <w:sz w:val="24"/>
-          <w:szCs w:val="24"/>
-        </w:rPr>
-        <w:t xml:space="preserve"> – Analyze payment methods-num</w:t>
-      </w:r>
-      <w:r>
-        <w:rPr>
-          <w:rFonts w:ascii="Garamond" w:eastAsia="Times New Roman" w:hAnsi="Garamond" w:cs="Times New Roman"/>
-          <w:sz w:val="24"/>
-          <w:szCs w:val="24"/>
-        </w:rPr>
-        <w:t>ber</w:t>
-      </w:r>
-      <w:r>
-        <w:rPr>
-          <w:rFonts w:ascii="Garamond" w:eastAsia="Times New Roman" w:hAnsi="Garamond" w:cs="Times New Roman"/>
-          <w:sz w:val="24"/>
-          <w:szCs w:val="24"/>
-        </w:rPr>
-        <w:t xml:space="preserve"> of orders by payment </w:t>
-      </w:r>
-      <w:r>
-        <w:rPr>
-          <w:rFonts w:ascii="Garamond" w:eastAsia="Times New Roman" w:hAnsi="Garamond" w:cs="Times New Roman"/>
-          <w:sz w:val="24"/>
-          <w:szCs w:val="24"/>
-        </w:rPr>
-        <w:t>met o</w:t>
-      </w:r>
-      <w:r>
-        <w:rPr>
-          <w:rFonts w:ascii="Garamond" w:eastAsia="Times New Roman" w:hAnsi="Garamond" w:cs="Times New Roman"/>
-          <w:sz w:val="24"/>
-          <w:szCs w:val="24"/>
-        </w:rPr>
-        <w:t>thers</w:t>
-      </w:r>
-      <w:r>
-        <w:rPr>
-          <w:rFonts w:ascii="Garamond" w:eastAsia="Times New Roman" w:hAnsi="Garamond" w:cs="Times New Roman"/>
-          <w:sz w:val="24"/>
-          <w:szCs w:val="24"/>
-        </w:rPr>
-        <w:t xml:space="preserve">. 24% the orders were paid via </w:t>
-      </w:r>
-      <w:r>
-        <w:rPr>
-          <w:rFonts w:ascii="Garamond" w:eastAsia="Times New Roman" w:hAnsi="Garamond" w:cs="Times New Roman"/>
-          <w:sz w:val="24"/>
-          <w:szCs w:val="24"/>
-        </w:rPr>
-        <w:t>PayPal</w:t>
-      </w:r>
-      <w:r>
-        <w:rPr>
-          <w:rFonts w:ascii="Garamond" w:eastAsia="Times New Roman" w:hAnsi="Garamond" w:cs="Times New Roman"/>
-          <w:sz w:val="24"/>
-          <w:szCs w:val="24"/>
-        </w:rPr>
-        <w:t>, 21.6% was via credit card, 21.2% via Debit card, 16.80% via Gift Card, and 16.4% via Amazon pay</w:t>
-      </w:r>
-    </w:p>
-    <w:p>
-      <w:pPr>
-        <w:numPr>
-          <w:ilvl w:val="0"/>
-          <w:numId w:val="8"/>
-        </w:numPr>
-        <w:spacing w:before="100" w:beforeAutospacing="1" w:after="100" w:afterAutospacing="1" w:line="240" w:lineRule="auto"/>
-        <w:rPr>
-          <w:rFonts w:ascii="Garamond" w:eastAsia="Times New Roman" w:hAnsi="Garamond" w:cs="Times New Roman"/>
-          <w:sz w:val="24"/>
-          <w:szCs w:val="24"/>
-        </w:rPr>
-      </w:pPr>
-      <w:r>
-        <w:rPr>
-          <w:rFonts w:ascii="Garamond" w:eastAsia="Times New Roman" w:hAnsi="Garamond" w:cs="Times New Roman"/>
-          <w:sz w:val="24"/>
-          <w:szCs w:val="24"/>
-        </w:rPr>
-        <w:t>Out of the 250 total orders, 35.2% was completed, 34% was pending whiles 30.80 was cancelled.</w:t>
-      </w:r>
-    </w:p>
-    <w:p>
-      <w:pPr>
-        <w:numPr>
-          <w:ilvl w:val="0"/>
-          <w:numId w:val="8"/>
-        </w:numPr>
-        <w:spacing w:before="100" w:beforeAutospacing="1" w:after="100" w:afterAutospacing="1" w:line="240" w:lineRule="auto"/>
-        <w:rPr>
-          <w:rFonts w:ascii="Garamond" w:eastAsia="Times New Roman" w:hAnsi="Garamond" w:cs="Times New Roman"/>
-          <w:sz w:val="24"/>
-          <w:szCs w:val="24"/>
-        </w:rPr>
-      </w:pPr>
-      <w:r>
-        <w:rPr>
-          <w:rFonts w:ascii="Garamond" w:eastAsia="Times New Roman" w:hAnsi="Garamond" w:cs="Times New Roman"/>
-          <w:b/>
-          <w:bCs/>
-          <w:sz w:val="24"/>
-          <w:szCs w:val="24"/>
-        </w:rPr>
-        <w:t>Order Status Insights</w:t>
-      </w:r>
-      <w:r>
-        <w:rPr>
-          <w:rFonts w:ascii="Garamond" w:eastAsia="Times New Roman" w:hAnsi="Garamond" w:cs="Times New Roman"/>
-          <w:sz w:val="24"/>
-          <w:szCs w:val="24"/>
-        </w:rPr>
-        <w:t xml:space="preserve"> – Investigate trends in cancellations, total orders by status-pie, region with highest </w:t>
-      </w:r>
-      <w:r>
-        <w:rPr>
-          <w:rFonts w:ascii="Garamond" w:eastAsia="Times New Roman" w:hAnsi="Garamond" w:cs="Times New Roman"/>
-          <w:sz w:val="24"/>
-          <w:szCs w:val="24"/>
-        </w:rPr>
-        <w:t>order r</w:t>
-      </w:r>
-      <w:r>
-        <w:rPr>
-          <w:rFonts w:ascii="Garamond" w:eastAsia="Times New Roman" w:hAnsi="Garamond" w:cs="Times New Roman"/>
-          <w:sz w:val="24"/>
-          <w:szCs w:val="24"/>
-        </w:rPr>
-        <w:t>eturns-matrix, and fulfillment efficiency. dates</w:t>
-      </w:r>
-    </w:p>
-    <w:p>
-      <w:pPr>
-        <w:numPr>
-          <w:ilvl w:val="0"/>
-          <w:numId w:val="8"/>
-        </w:numPr>
-        <w:spacing w:before="100" w:beforeAutospacing="1" w:after="100" w:afterAutospacing="1" w:line="240" w:lineRule="auto"/>
-        <w:rPr>
-          <w:rFonts w:ascii="Garamond" w:eastAsia="Times New Roman" w:hAnsi="Garamond" w:cs="Times New Roman"/>
-          <w:sz w:val="24"/>
-          <w:szCs w:val="24"/>
-        </w:rPr>
-      </w:pPr>
-      <w:r>
-        <w:rPr>
-          <w:rFonts w:ascii="Garamond" w:eastAsia="Times New Roman" w:hAnsi="Garamond" w:cs="Times New Roman"/>
-          <w:b/>
-          <w:bCs/>
-          <w:sz w:val="24"/>
-          <w:szCs w:val="24"/>
-        </w:rPr>
-        <w:t>Revenue Drivers</w:t>
-      </w:r>
-      <w:r>
-        <w:rPr>
-          <w:rFonts w:ascii="Garamond" w:eastAsia="Times New Roman" w:hAnsi="Garamond" w:cs="Times New Roman"/>
-          <w:sz w:val="24"/>
-          <w:szCs w:val="24"/>
-        </w:rPr>
-        <w:t xml:space="preserve"> – Pinpoint which </w:t>
-      </w:r>
-      <w:r>
-        <w:rPr>
-          <w:rFonts w:ascii="Garamond" w:eastAsia="Times New Roman" w:hAnsi="Garamond" w:cs="Times New Roman"/>
-          <w:b/>
-          <w:sz w:val="24"/>
-          <w:szCs w:val="24"/>
-        </w:rPr>
-        <w:t>product categories</w:t>
-      </w:r>
-      <w:r>
-        <w:rPr>
-          <w:rFonts w:ascii="Garamond" w:eastAsia="Times New Roman" w:hAnsi="Garamond" w:cs="Times New Roman"/>
-          <w:sz w:val="24"/>
-          <w:szCs w:val="24"/>
-        </w:rPr>
-        <w:t xml:space="preserve"> contribute the most revenue</w:t>
-      </w:r>
-      <w:r>
-        <w:rPr>
-          <w:rFonts w:ascii="Garamond" w:eastAsia="Times New Roman" w:hAnsi="Garamond" w:cs="Times New Roman"/>
-          <w:color w:val="ED7D31" w:themeColor="accent2"/>
-          <w:sz w:val="24"/>
-          <w:szCs w:val="24"/>
-        </w:rPr>
-        <w:t xml:space="preserve">-table </w:t>
-      </w:r>
-      <w:r>
-        <w:rPr>
-          <w:rFonts w:ascii="Garamond" w:eastAsia="Times New Roman" w:hAnsi="Garamond" w:cs="Times New Roman"/>
-          <w:sz w:val="24"/>
-          <w:szCs w:val="24"/>
-        </w:rPr>
-        <w:t>and explore upsell/cross-sell opportunities.</w:t>
-      </w:r>
-    </w:p>
-    <w:p>
-      <w:pPr>
-        <w:numPr>
-          <w:ilvl w:val="0"/>
-          <w:numId w:val="8"/>
-        </w:numPr>
-        <w:spacing w:before="100" w:beforeAutospacing="1" w:after="100" w:afterAutospacing="1" w:line="240" w:lineRule="auto"/>
-        <w:rPr>
-          <w:rFonts w:ascii="Garamond" w:eastAsia="Times New Roman" w:hAnsi="Garamond" w:cs="Times New Roman"/>
-          <w:sz w:val="24"/>
-          <w:szCs w:val="24"/>
-        </w:rPr>
-      </w:pPr>
-      <w:r>
-        <w:rPr>
-          <w:rFonts w:ascii="Garamond" w:eastAsia="Times New Roman" w:hAnsi="Garamond" w:cs="Times New Roman"/>
-          <w:b/>
-          <w:bCs/>
-          <w:sz w:val="24"/>
-          <w:szCs w:val="24"/>
-        </w:rPr>
-        <w:t>Regional Demand</w:t>
-      </w:r>
-      <w:r>
-        <w:rPr>
-          <w:rFonts w:ascii="Garamond" w:eastAsia="Times New Roman" w:hAnsi="Garamond" w:cs="Times New Roman"/>
-          <w:sz w:val="24"/>
-          <w:szCs w:val="24"/>
-        </w:rPr>
-        <w:t xml:space="preserve"> – If location data is available, identify geographic trends in sales.-map</w:t>
-      </w:r>
-    </w:p>
-    <w:p>
-      <w:pPr>
-        <w:spacing w:before="100" w:beforeAutospacing="1" w:after="100" w:afterAutospacing="1" w:line="240" w:lineRule="auto"/>
-        <w:rPr>
-          <w:rFonts w:ascii="Garamond" w:eastAsia="Times New Roman" w:hAnsi="Garamond" w:cs="Times New Roman"/>
-          <w:sz w:val="24"/>
-          <w:szCs w:val="24"/>
-        </w:rPr>
-      </w:pPr>
-      <w:r>
-        <w:rPr>
-          <w:rFonts w:ascii="Garamond" w:eastAsia="Times New Roman" w:hAnsi="Garamond" w:cs="Times New Roman"/>
-          <w:b/>
-          <w:bCs/>
-          <w:sz w:val="24"/>
-          <w:szCs w:val="24"/>
-        </w:rPr>
-        <w:t>Further</w:t>
-      </w:r>
-      <w:r>
-        <w:rPr>
-          <w:rFonts w:ascii="Garamond" w:eastAsia="Times New Roman" w:hAnsi="Garamond" w:cs="Times New Roman"/>
-          <w:b/>
-          <w:bCs/>
-          <w:sz w:val="24"/>
-          <w:szCs w:val="24"/>
-        </w:rPr>
-        <w:t xml:space="preserve"> investigation into a very sharp fall in revenue in April</w:t>
-      </w:r>
-    </w:p>
-    <w:p>
-      <w:pPr>
-        <w:spacing w:before="100" w:beforeAutospacing="1" w:after="100" w:afterAutospacing="1" w:line="240" w:lineRule="auto"/>
-        <w:rPr>
-          <w:rFonts w:ascii="Garamond" w:eastAsia="Times New Roman" w:hAnsi="Garamond" w:cs="Times New Roman"/>
-          <w:b/>
-          <w:bCs/>
-          <w:sz w:val="24"/>
-          <w:szCs w:val="24"/>
-          <w:u w:val="single"/>
-        </w:rPr>
-      </w:pPr>
-      <w:r>
-        <w:rPr>
-          <w:rFonts w:ascii="Garamond" w:eastAsia="Times New Roman" w:hAnsi="Garamond" w:cs="Times New Roman"/>
-          <w:b/>
-          <w:bCs/>
-          <w:sz w:val="24"/>
-          <w:szCs w:val="24"/>
-          <w:u w:val="single"/>
-        </w:rPr>
-        <w:t>Recommendations</w:t>
-      </w:r>
-    </w:p>
-    <w:p>
-      <w:pPr>
-        <w:spacing w:before="100" w:beforeAutospacing="1" w:after="100" w:afterAutospacing="1" w:line="240" w:lineRule="auto"/>
-        <w:rPr>
-          <w:rFonts w:ascii="Garamond" w:eastAsia="Times New Roman" w:hAnsi="Garamond" w:cs="Times New Roman"/>
-          <w:b/>
-          <w:bCs/>
-          <w:sz w:val="24"/>
-          <w:szCs w:val="24"/>
-        </w:rPr>
-      </w:pPr>
-      <w:r>
-        <w:rPr>
-          <w:rFonts w:ascii="Garamond" w:eastAsia="Times New Roman" w:hAnsi="Garamond" w:cs="Times New Roman"/>
-          <w:b/>
-          <w:bCs/>
-          <w:sz w:val="24"/>
-          <w:szCs w:val="24"/>
-        </w:rPr>
-        <w:t>Amazon must also do a further research on why about 30.8% of their total order was cancelled by clients. Is it as a result of delayed delivery, poor customer services etc.</w:t>
-      </w:r>
-    </w:p>
-    <w:p>
-      <w:pPr>
-        <w:spacing w:before="100" w:beforeAutospacing="1" w:after="100" w:afterAutospacing="1" w:line="240" w:lineRule="auto"/>
-        <w:rPr>
-          <w:rFonts w:ascii="Garamond" w:eastAsia="Times New Roman" w:hAnsi="Garamond" w:cs="Times New Roman"/>
-          <w:sz w:val="24"/>
-          <w:szCs w:val="24"/>
-        </w:rPr>
-      </w:pPr>
-      <w:r>
-        <w:rPr>
-          <w:rFonts w:ascii="Garamond" w:eastAsia="Times New Roman" w:hAnsi="Garamond" w:cs="Times New Roman"/>
-          <w:b/>
-          <w:bCs/>
-          <w:sz w:val="24"/>
-          <w:szCs w:val="24"/>
-        </w:rPr>
-        <w:t xml:space="preserve">Just as the PayPal method of payment was preferred by most of costumers, it equally contributed the highest revenue of 70K representing 28.56% of revenue contribution, the highest. </w:t>
-      </w:r>
-    </w:p>
-    <w:p>
-      <w:pPr>
-        <w:pStyle w:val="ListParagraph"/>
-        <w:rPr>
-          <w:rFonts w:ascii="Garamond" w:hAnsi="Garamond" w:cs="Times New Roman"/>
-          <w:sz w:val="24"/>
-          <w:szCs w:val="24"/>
-        </w:rPr>
-      </w:pPr>
-    </w:p>
-    <w:p>
-      <w:pPr>
-        <w:rPr>
-          <w:rFonts w:ascii="Garamond" w:hAnsi="Garamond" w:cs="Times New Roman"/>
-          <w:sz w:val="24"/>
-          <w:szCs w:val="24"/>
-        </w:rPr>
-      </w:pPr>
-      <w:r>
-        <w:rPr>
-          <w:rFonts w:ascii="Garamond" w:hAnsi="Garamond" w:cs="Times New Roman"/>
-          <w:sz w:val="24"/>
-          <w:szCs w:val="24"/>
-        </w:rPr>
-        <w:t>NB; Use slicer of Dates and product category to drill down to a specific attribute needed.</w:t>
-      </w:r>
+    </w:p>
+    <w:bookmarkEnd w:id="0"/>
+    <w:p>
+      <w:pPr>
+        <w:rPr>
+          <w:rFonts w:ascii="Garamond" w:hAnsi="Garamond" w:cs="Times New Roman"/>
+          <w:sz w:val="24"/>
+          <w:szCs w:val="24"/>
+        </w:rPr>
+      </w:pPr>
     </w:p>
     <w:sectPr>
       <w:pgSz w:w="12240" w:h="15840"/>
@@ -1626,6 +1484,95 @@
     </w:lvl>
   </w:abstractNum>
   <w:abstractNum w:abstractNumId="2" w15:restartNumberingAfterBreak="0">
+    <w:nsid w:val="2A4C5955"/>
+    <w:multiLevelType w:val="hybridMultilevel"/>
+    <w:tmpl w:val="26C0F1CC"/>
+    <w:lvl w:ilvl="0" w:tplc="C7E086E2">
+      <w:start w:val="1"/>
+      <w:numFmt w:val="lowerLetter"/>
+      <w:lvlText w:val="%1."/>
+      <w:lvlJc w:val="left"/>
+      <w:pPr>
+        <w:ind w:left="420" w:hanging="360"/>
+      </w:pPr>
+      <w:rPr>
+        <w:rFonts w:hint="default"/>
+      </w:rPr>
+    </w:lvl>
+    <w:lvl w:ilvl="1" w:tplc="04090019" w:tentative="1">
+      <w:start w:val="1"/>
+      <w:numFmt w:val="lowerLetter"/>
+      <w:lvlText w:val="%2."/>
+      <w:lvlJc w:val="left"/>
+      <w:pPr>
+        <w:ind w:left="1140" w:hanging="360"/>
+      </w:pPr>
+    </w:lvl>
+    <w:lvl w:ilvl="2" w:tplc="0409001B" w:tentative="1">
+      <w:start w:val="1"/>
+      <w:numFmt w:val="lowerRoman"/>
+      <w:lvlText w:val="%3."/>
+      <w:lvlJc w:val="right"/>
+      <w:pPr>
+        <w:ind w:left="1860" w:hanging="180"/>
+      </w:pPr>
+    </w:lvl>
+    <w:lvl w:ilvl="3" w:tplc="0409000F" w:tentative="1">
+      <w:start w:val="1"/>
+      <w:numFmt w:val="decimal"/>
+      <w:lvlText w:val="%4."/>
+      <w:lvlJc w:val="left"/>
+      <w:pPr>
+        <w:ind w:left="2580" w:hanging="360"/>
+      </w:pPr>
+    </w:lvl>
+    <w:lvl w:ilvl="4" w:tplc="04090019" w:tentative="1">
+      <w:start w:val="1"/>
+      <w:numFmt w:val="lowerLetter"/>
+      <w:lvlText w:val="%5."/>
+      <w:lvlJc w:val="left"/>
+      <w:pPr>
+        <w:ind w:left="3300" w:hanging="360"/>
+      </w:pPr>
+    </w:lvl>
+    <w:lvl w:ilvl="5" w:tplc="0409001B" w:tentative="1">
+      <w:start w:val="1"/>
+      <w:numFmt w:val="lowerRoman"/>
+      <w:lvlText w:val="%6."/>
+      <w:lvlJc w:val="right"/>
+      <w:pPr>
+        <w:ind w:left="4020" w:hanging="180"/>
+      </w:pPr>
+    </w:lvl>
+    <w:lvl w:ilvl="6" w:tplc="0409000F" w:tentative="1">
+      <w:start w:val="1"/>
+      <w:numFmt w:val="decimal"/>
+      <w:lvlText w:val="%7."/>
+      <w:lvlJc w:val="left"/>
+      <w:pPr>
+        <w:ind w:left="4740" w:hanging="360"/>
+      </w:pPr>
+    </w:lvl>
+    <w:lvl w:ilvl="7" w:tplc="04090019" w:tentative="1">
+      <w:start w:val="1"/>
+      <w:numFmt w:val="lowerLetter"/>
+      <w:lvlText w:val="%8."/>
+      <w:lvlJc w:val="left"/>
+      <w:pPr>
+        <w:ind w:left="5460" w:hanging="360"/>
+      </w:pPr>
+    </w:lvl>
+    <w:lvl w:ilvl="8" w:tplc="0409001B" w:tentative="1">
+      <w:start w:val="1"/>
+      <w:numFmt w:val="lowerRoman"/>
+      <w:lvlText w:val="%9."/>
+      <w:lvlJc w:val="right"/>
+      <w:pPr>
+        <w:ind w:left="6180" w:hanging="180"/>
+      </w:pPr>
+    </w:lvl>
+  </w:abstractNum>
+  <w:abstractNum w:abstractNumId="3" w15:restartNumberingAfterBreak="0">
     <w:nsid w:val="304B6ACC"/>
     <w:multiLevelType w:val="multilevel"/>
     <w:tmpl w:val="B7D604B4"/>
@@ -1774,7 +1721,7 @@
       </w:rPr>
     </w:lvl>
   </w:abstractNum>
-  <w:abstractNum w:abstractNumId="3" w15:restartNumberingAfterBreak="0">
+  <w:abstractNum w:abstractNumId="4" w15:restartNumberingAfterBreak="0">
     <w:nsid w:val="4E5D1836"/>
     <w:multiLevelType w:val="multilevel"/>
     <w:tmpl w:val="0644DBF4"/>
@@ -1923,7 +1870,7 @@
       </w:rPr>
     </w:lvl>
   </w:abstractNum>
-  <w:abstractNum w:abstractNumId="4" w15:restartNumberingAfterBreak="0">
+  <w:abstractNum w:abstractNumId="5" w15:restartNumberingAfterBreak="0">
     <w:nsid w:val="5ECA4074"/>
     <w:multiLevelType w:val="multilevel"/>
     <w:tmpl w:val="BE8C8CF4"/>
@@ -2072,7 +2019,7 @@
       </w:rPr>
     </w:lvl>
   </w:abstractNum>
-  <w:abstractNum w:abstractNumId="5" w15:restartNumberingAfterBreak="0">
+  <w:abstractNum w:abstractNumId="6" w15:restartNumberingAfterBreak="0">
     <w:nsid w:val="66EA745B"/>
     <w:multiLevelType w:val="multilevel"/>
     <w:tmpl w:val="332EB158"/>
@@ -2221,7 +2168,7 @@
       </w:rPr>
     </w:lvl>
   </w:abstractNum>
-  <w:abstractNum w:abstractNumId="6" w15:restartNumberingAfterBreak="0">
+  <w:abstractNum w:abstractNumId="7" w15:restartNumberingAfterBreak="0">
     <w:nsid w:val="68E01D69"/>
     <w:multiLevelType w:val="multilevel"/>
     <w:tmpl w:val="E47641CA"/>
@@ -2334,7 +2281,7 @@
       </w:pPr>
     </w:lvl>
   </w:abstractNum>
-  <w:abstractNum w:abstractNumId="7" w15:restartNumberingAfterBreak="0">
+  <w:abstractNum w:abstractNumId="8" w15:restartNumberingAfterBreak="0">
     <w:nsid w:val="7E0F4E2E"/>
     <w:multiLevelType w:val="multilevel"/>
     <w:tmpl w:val="DB943F08"/>
@@ -2484,19 +2431,19 @@
     </w:lvl>
   </w:abstractNum>
   <w:num w:numId="1">
-    <w:abstractNumId w:val="2"/>
+    <w:abstractNumId w:val="3"/>
   </w:num>
   <w:num w:numId="2">
-    <w:abstractNumId w:val="5"/>
+    <w:abstractNumId w:val="6"/>
   </w:num>
   <w:num w:numId="3">
-    <w:abstractNumId w:val="7"/>
+    <w:abstractNumId w:val="8"/>
   </w:num>
   <w:num w:numId="4">
-    <w:abstractNumId w:val="3"/>
+    <w:abstractNumId w:val="4"/>
   </w:num>
   <w:num w:numId="5">
-    <w:abstractNumId w:val="4"/>
+    <w:abstractNumId w:val="5"/>
   </w:num>
   <w:num w:numId="6">
     <w:abstractNumId w:val="1"/>
@@ -2505,7 +2452,10 @@
     <w:abstractNumId w:val="0"/>
   </w:num>
   <w:num w:numId="8">
-    <w:abstractNumId w:val="6"/>
+    <w:abstractNumId w:val="7"/>
+  </w:num>
+  <w:num w:numId="9">
+    <w:abstractNumId w:val="2"/>
   </w:num>
 </w:numbering>
 </file>
